--- a/courts/tenth-circuit/kansas/state/court-of-appeals/answering-brief/usage/OUTPUT-answering-brief.docx
+++ b/courts/tenth-circuit/kansas/state/court-of-appeals/answering-brief/usage/OUTPUT-answering-brief.docx
@@ -9288,6 +9288,7 @@
     <w:unhideWhenUsed/>
     <w:qFormat/>
     <w:pPr>
+      <w:keepLines/>
       <w:spacing w:before="0" w:after="140" w:line="299" w:lineRule="exact"/>
     </w:pPr>
     <w:rPr>

--- a/courts/tenth-circuit/kansas/state/court-of-appeals/answering-brief/usage/OUTPUT-answering-brief.docx
+++ b/courts/tenth-circuit/kansas/state/court-of-appeals/answering-brief/usage/OUTPUT-answering-brief.docx
@@ -5272,7 +5272,7 @@
         <w:pStyle w:val="XdQuoteLast"/>
       </w:pPr>
       <w:r>
-        <w:t xml:space="preserve">I am usually one who is usually very supportive of law enforcement being able to do the things they need to do for public safety, being able to do the things they need to do when it comes to an encounter. But the officers have had some contradictory testimony where one says that they were already stopped and parked in the parking lot behind the vehicle that the defendant was found to be either messing with the handle or whatever else was going on, and the other officer says they were just driving down the road and on uninitiated activity and found or saw, observed what the defendant was allegedly doing. . .. the officer says, no, they were driving by and just happened to observe this.”</w:t>
+        <w:t xml:space="preserve">I am usually one who is usually very supportive of law enforcement being able to do the things they need to do for public safety, being able to do the things they need to do when it comes to an encounter. But the officers have had some contradictory testimony where one says that they were already stopped and parked in the parking lot behind the vehicle that the defendant was found to be either messing with the handle or whatever else was going on, and the other officer says they were just driving down the road and on uninitiated activity and found or saw, observed what the defendant was allegedly doing. ⁠. ⁠.. the officer says, no, they were driving by and just happened to observe this.”</w:t>
       </w:r>
     </w:p>
     <w:p>
@@ -5936,7 +5936,7 @@
         <w:pStyle w:val="XdQuoteOnly"/>
       </w:pPr>
       <w:r>
-        <w:t xml:space="preserve">“[T]he officers have had some contradictory testimony where one says that they were already stopped and parked in the parking lot behind the vehicle that the defendant was found to be either messing with the handle or whatever else was going on, and the other officer says they were just driving down the road and on uninitiated activity and found or saw, observe what the defendant was allegedly doing . … the officer says, no, they were driving by and just happened to observe this.”</w:t>
+        <w:t xml:space="preserve">“[T]he officers have had some contradictory testimony where one says that they were already stopped and parked in the parking lot behind the vehicle that the defendant was found to be either messing with the handle or whatever else was going on, and the other officer says they were just driving down the road and on uninitiated activity and found or saw, observe what the defendant was allegedly doing ⁠. … the officer says, no, they were driving by and just happened to observe this.”</w:t>
       </w:r>
     </w:p>
     <w:p>
@@ -9541,6 +9541,33 @@
       <w:ind w:left="2160" w:hanging="720"/>
     </w:pPr>
   </w:style>
+  <w:style w:type="paragraph" w:customStyle="1" w:styleId="XdQuoteList1">
+    <w:name w:val="Xd Quote List 1"/>
+    <w:basedOn w:val="Normal"/>
+    <w:qFormat/>
+    <w:pPr>
+      <w:spacing w:before="0" w:after="0" w:line="299" w:lineRule="exact"/>
+      <w:ind w:left="1440" w:right="720" w:hanging="720"/>
+    </w:pPr>
+  </w:style>
+  <w:style w:type="paragraph" w:customStyle="1" w:styleId="XdQuoteList2">
+    <w:name w:val="Xd Quote List 2"/>
+    <w:basedOn w:val="Normal"/>
+    <w:qFormat/>
+    <w:pPr>
+      <w:spacing w:before="0" w:after="0" w:line="299" w:lineRule="exact"/>
+      <w:ind w:left="2160" w:right="720" w:hanging="720"/>
+    </w:pPr>
+  </w:style>
+  <w:style w:type="paragraph" w:customStyle="1" w:styleId="XdQuoteList3">
+    <w:name w:val="Xd Quote List 3"/>
+    <w:basedOn w:val="Normal"/>
+    <w:qFormat/>
+    <w:pPr>
+      <w:spacing w:before="0" w:after="0" w:line="299" w:lineRule="exact"/>
+      <w:ind w:left="2880" w:right="720" w:hanging="720"/>
+    </w:pPr>
+  </w:style>
   <w:style w:type="paragraph" w:customStyle="1" w:styleId="XdQuote">
     <w:name w:val="XdQuote"/>
     <w:basedOn w:val="BodyText"/>

--- a/courts/tenth-circuit/kansas/state/court-of-appeals/answering-brief/usage/OUTPUT-answering-brief.docx
+++ b/courts/tenth-circuit/kansas/state/court-of-appeals/answering-brief/usage/OUTPUT-answering-brief.docx
@@ -167,9 +167,7 @@
           <w:b/>
           <w:bCs/>
         </w:rPr>
-        <w:t xml:space="preserve">17</w:t>
-        <w:noBreakHyphen/>
-        <w:t xml:space="preserve">118640-A</w:t>
+        <w:t xml:space="preserve">17-⁠118640-A</w:t>
       </w:r>
     </w:p>
     <w:p>
@@ -581,9 +579,7 @@
         <w:t xml:space="preserve"> </w:t>
       </w:r>
       <w:r>
-        <w:t xml:space="preserve">296</w:t>
-        <w:noBreakHyphen/>
-        <w:t xml:space="preserve">1833</w:t>
+        <w:t xml:space="preserve">296-⁠1833</w:t>
       </w:r>
     </w:p>
     <w:p>
@@ -605,9 +601,7 @@
         <w:t xml:space="preserve"> </w:t>
       </w:r>
       <w:r>
-        <w:t xml:space="preserve">296</w:t>
-        <w:noBreakHyphen/>
-        <w:t xml:space="preserve">7418</w:t>
+        <w:t xml:space="preserve">296-⁠7418</w:t>
       </w:r>
     </w:p>
     <w:p>
@@ -4301,9 +4295,7 @@
         <w:t xml:space="preserve"> </w:t>
       </w:r>
       <w:r>
-        <w:t xml:space="preserve">22</w:t>
-        <w:noBreakHyphen/>
-        <w:t xml:space="preserve">2402(1)</w:t>
+        <w:t xml:space="preserve">22-⁠2402(1)</w:t>
       </w:r>
       <w:r>
         <w:t xml:space="preserve">   </w:t>
@@ -4331,9 +4323,7 @@
         <w:t xml:space="preserve"> </w:t>
       </w:r>
       <w:r>
-        <w:t xml:space="preserve">22</w:t>
-        <w:noBreakHyphen/>
-        <w:t xml:space="preserve">2202(4)</w:t>
+        <w:t xml:space="preserve">22-⁠2202(4)</w:t>
       </w:r>
       <w:r>
         <w:t xml:space="preserve">   </w:t>
@@ -4594,13 +4584,7 @@
         <w:pStyle w:val="BodyText"/>
       </w:pPr>
       <w:r>
-        <w:t xml:space="preserve">The State charged Mr. Sanders with possession of methamphetamine, and unlawful use of drug paraphernalia. (R. I, 12</w:t>
-      </w:r>
-      <w:r>
-        <w:noBreakHyphen/>
-      </w:r>
-      <w:r>
-        <w:t xml:space="preserve">14). After the suppression hearing the court suppressed evidence from the search. (R. III, 43).</w:t>
+        <w:t xml:space="preserve">The State charged Mr. Sanders with possession of methamphetamine, and unlawful use of drug paraphernalia. (R. I, 12-⁠14). After the suppression hearing the court suppressed evidence from the search. (R. III, 43).</w:t>
       </w:r>
     </w:p>
     <w:p>
@@ -4722,13 +4706,7 @@
         <w:pStyle w:val="BodyText"/>
       </w:pPr>
       <w:r>
-        <w:t xml:space="preserve">Two officers testified at the suppression hearing as to why Mr. Sanders was arrested. First, Officer Belt testified that on December 12, 2016, he was at 725 S.W. Topeka Boulevard, where he and his partner had been called to a disturbance, unrelated to Mr. Sanders. (R. III, 4</w:t>
-      </w:r>
-      <w:r>
-        <w:noBreakHyphen/>
-      </w:r>
-      <w:r>
-        <w:t xml:space="preserve">5, 12).</w:t>
+        <w:t xml:space="preserve">Two officers testified at the suppression hearing as to why Mr. Sanders was arrested. First, Officer Belt testified that on December 12, 2016, he was at 725 S.W. Topeka Boulevard, where he and his partner had been called to a disturbance, unrelated to Mr. Sanders. (R. III, 4-⁠5, 12).</w:t>
       </w:r>
     </w:p>
     <w:p>
@@ -4920,13 +4898,7 @@
         <w:pStyle w:val="BodyText"/>
       </w:pPr>
       <w:r>
-        <w:t xml:space="preserve">(R. III, 12</w:t>
-      </w:r>
-      <w:r>
-        <w:noBreakHyphen/>
-      </w:r>
-      <w:r>
-        <w:t xml:space="preserve">13).</w:t>
+        <w:t xml:space="preserve">(R. III, 12-⁠13).</w:t>
       </w:r>
     </w:p>
     <w:p>
@@ -4934,13 +4906,7 @@
         <w:pStyle w:val="BodyText"/>
       </w:pPr>
       <w:r>
-        <w:t xml:space="preserve">He had no “independent recollection” of the disturbance call. (R. III, 21</w:t>
-      </w:r>
-      <w:r>
-        <w:noBreakHyphen/>
-      </w:r>
-      <w:r>
-        <w:t xml:space="preserve">22).</w:t>
+        <w:t xml:space="preserve">He had no “independent recollection” of the disturbance call. (R. III, 21-⁠22).</w:t>
       </w:r>
     </w:p>
     <w:p>
@@ -4956,13 +4922,7 @@
         <w:pStyle w:val="BodyText"/>
       </w:pPr>
       <w:r>
-        <w:t xml:space="preserve">According to Officer Purney, the incident occurred while they were driving down the road, not on their way to a call. They were in “free mode.” He stated, “There was no call we were going to, nothing to respond to.” (R. III, 25</w:t>
-      </w:r>
-      <w:r>
-        <w:noBreakHyphen/>
-      </w:r>
-      <w:r>
-        <w:t xml:space="preserve">26). And as they were driving, Officer Belt told Purney that he saw Mr. Sanders attempting to get into a car. Once he opened up the door and he saw them, then he closed the car door and fled to the alley behind the case address. (R. III, 25).</w:t>
+        <w:t xml:space="preserve">According to Officer Purney, the incident occurred while they were driving down the road, not on their way to a call. They were in “free mode.” He stated, “There was no call we were going to, nothing to respond to.” (R. III, 25-⁠26). And as they were driving, Officer Belt told Purney that he saw Mr. Sanders attempting to get into a car. Once he opened up the door and he saw them, then he closed the car door and fled to the alley behind the case address. (R. III, 25).</w:t>
       </w:r>
     </w:p>
     <w:p>
@@ -5066,13 +5026,7 @@
         <w:pStyle w:val="BodyText"/>
       </w:pPr>
       <w:r>
-        <w:t xml:space="preserve">After handcuffing him, he began to pat him down. (R. III, 32). The officer asked if he had any weapons. Sanders said he had a knife in his pocket, but it turned out to be a key. (R. III, 32). The officer continued searching, and found a “methamphetamine pipe” inside his jacket, a deck of cards, and I.D.. (R. III, 9</w:t>
-      </w:r>
-      <w:r>
-        <w:noBreakHyphen/>
-      </w:r>
-      <w:r>
-        <w:t xml:space="preserve">10). Officer Purney used that I.D. to run him for wants and warrants, and eventually discovered he had a felony warrant for his arrest. (R. III, 26). In the deck of cards, officer Belt discovered a small baggy of white substance. (R. III, 11).</w:t>
+        <w:t xml:space="preserve">After handcuffing him, he began to pat him down. (R. III, 32). The officer asked if he had any weapons. Sanders said he had a knife in his pocket, but it turned out to be a key. (R. III, 32). The officer continued searching, and found a “methamphetamine pipe” inside his jacket, a deck of cards, and I.D.. (R. III, 9-⁠10). Officer Purney used that I.D. to run him for wants and warrants, and eventually discovered he had a felony warrant for his arrest. (R. III, 26). In the deck of cards, officer Belt discovered a small baggy of white substance. (R. III, 11).</w:t>
       </w:r>
     </w:p>
     <w:p>
@@ -5280,13 +5234,7 @@
         <w:pStyle w:val="BodyText"/>
       </w:pPr>
       <w:r>
-        <w:t xml:space="preserve">(R. III, 38</w:t>
-      </w:r>
-      <w:r>
-        <w:noBreakHyphen/>
-      </w:r>
-      <w:r>
-        <w:t xml:space="preserve">39).</w:t>
+        <w:t xml:space="preserve">(R. III, 38-⁠39).</w:t>
       </w:r>
     </w:p>
     <w:p>
@@ -5342,13 +5290,7 @@
         <w:pStyle w:val="BodyText"/>
       </w:pPr>
       <w:r>
-        <w:t xml:space="preserve">(R. III, 39</w:t>
-      </w:r>
-      <w:r>
-        <w:noBreakHyphen/>
-      </w:r>
-      <w:r>
-        <w:t xml:space="preserve">41) (Emphasis added).</w:t>
+        <w:t xml:space="preserve">(R. III, 39-⁠41) (Emphasis added).</w:t>
       </w:r>
     </w:p>
     <w:p>
@@ -5726,13 +5668,7 @@
         <w:t xml:space="preserve"> </w:t>
       </w:r>
       <w:r>
-        <w:t xml:space="preserve">392 U.S. 1, 21, 88 S.Ct. 1868, 20 L.Ed. 2d 889 (1968). K.S.A 22</w:t>
-      </w:r>
-      <w:r>
-        <w:noBreakHyphen/>
-      </w:r>
-      <w:r>
-        <w:t xml:space="preserve">2402(1),</w:t>
+        <w:t xml:space="preserve">392 U.S. 1, 21, 88 S.Ct. 1868, 20 L.Ed. 2d 889 (1968). K.S.A 22-⁠2402(1),</w:t>
       </w:r>
       <w:r>
         <w:t xml:space="preserve"> </w:t>
@@ -5752,13 +5688,7 @@
         <w:t xml:space="preserve"> </w:t>
       </w:r>
       <w:r>
-        <w:t xml:space="preserve">267 Kan. 694, 696</w:t>
-      </w:r>
-      <w:r>
-        <w:noBreakHyphen/>
-      </w:r>
-      <w:r>
-        <w:t xml:space="preserve">97, 986 P.2d 1038 (1999).”</w:t>
+        <w:t xml:space="preserve">267 Kan. 694, 696-⁠97, 986 P.2d 1038 (1999).”</w:t>
       </w:r>
     </w:p>
     <w:p>
@@ -5944,13 +5874,7 @@
         <w:pStyle w:val="BodyText"/>
       </w:pPr>
       <w:r>
-        <w:t xml:space="preserve">(R. III, 38</w:t>
-      </w:r>
-      <w:r>
-        <w:noBreakHyphen/>
-      </w:r>
-      <w:r>
-        <w:t xml:space="preserve">39) (Emphasis added).</w:t>
+        <w:t xml:space="preserve">(R. III, 38-⁠39) (Emphasis added).</w:t>
       </w:r>
     </w:p>
     <w:p>
@@ -6312,13 +6236,7 @@
         <w:pStyle w:val="BodyText"/>
       </w:pPr>
       <w:r>
-        <w:t xml:space="preserve">However, State did not really argue these factors to the court, during its summary of what supported reasonable suspicion. (R. III, 36, lines 1</w:t>
-      </w:r>
-      <w:r>
-        <w:noBreakHyphen/>
-      </w:r>
-      <w:r>
-        <w:t xml:space="preserve">10). The trial court did not make such findings, nor was it asked to.</w:t>
+        <w:t xml:space="preserve">However, State did not really argue these factors to the court, during its summary of what supported reasonable suspicion. (R. III, 36, lines 1-⁠10). The trial court did not make such findings, nor was it asked to.</w:t>
       </w:r>
     </w:p>
     <w:p>
@@ -6674,19 +6592,7 @@
         <w:t xml:space="preserve"> </w:t>
       </w:r>
       <w:r>
-        <w:t xml:space="preserve">460 U.S. 491, 497</w:t>
-      </w:r>
-      <w:r>
-        <w:noBreakHyphen/>
-      </w:r>
-      <w:r>
-        <w:t xml:space="preserve">98, 103 S.Ct. 1319, 1323</w:t>
-      </w:r>
-      <w:r>
-        <w:noBreakHyphen/>
-      </w:r>
-      <w:r>
-        <w:t xml:space="preserve">24, 75 L.Ed.2d 229 (1983). In Illinois v. Wardlow,</w:t>
+        <w:t xml:space="preserve">460 U.S. 491, 497-⁠98, 103 S.Ct. 1319, 1323-⁠24, 75 L.Ed.2d 229 (1983). In Illinois v. Wardlow,</w:t>
       </w:r>
       <w:r>
         <w:t xml:space="preserve"> </w:t>
@@ -7054,13 +6960,7 @@
         <w:pStyle w:val="BodyTextNote"/>
       </w:pPr>
       <w:r>
-        <w:t xml:space="preserve">The officers did not have probable cause to arrest Mr. Sanders. As soon as Officer Belt put him in handcuffs, Mr. Sanders was arrested under K.S.A. 22</w:t>
-      </w:r>
-      <w:r>
-        <w:noBreakHyphen/>
-      </w:r>
-      <w:r>
-        <w:t xml:space="preserve">2202(4).</w:t>
+        <w:t xml:space="preserve">The officers did not have probable cause to arrest Mr. Sanders. As soon as Officer Belt put him in handcuffs, Mr. Sanders was arrested under K.S.A. 22-⁠2202(4).</w:t>
       </w:r>
       <w:r>
         <w:rPr>
@@ -7176,13 +7076,7 @@
         <w:pStyle w:val="BodyText"/>
       </w:pPr>
       <w:r>
-        <w:t xml:space="preserve">Appellant has a section explaining how the pat down search was reasonable, because Sanders told the officer that he had a knife in his pocket. (Appellant, 20</w:t>
-      </w:r>
-      <w:r>
-        <w:noBreakHyphen/>
-      </w:r>
-      <w:r>
-        <w:t xml:space="preserve">23). However, he had already been illegally stopped, and placed in handcuffs. The drug paraphernalia and drugs were fruit of the poisonous tree. Wong Sun</w:t>
+        <w:t xml:space="preserve">Appellant has a section explaining how the pat down search was reasonable, because Sanders told the officer that he had a knife in his pocket. (Appellant, 20-⁠23). However, he had already been illegally stopped, and placed in handcuffs. The drug paraphernalia and drugs were fruit of the poisonous tree. Wong Sun</w:t>
       </w:r>
       <w:r>
         <w:t xml:space="preserve"> </w:t>
@@ -7224,13 +7118,7 @@
         <w:t xml:space="preserve"> </w:t>
       </w:r>
       <w:r>
-        <w:t xml:space="preserve">255 Kan. 21, 27</w:t>
-      </w:r>
-      <w:r>
-        <w:noBreakHyphen/>
-      </w:r>
-      <w:r>
-        <w:t xml:space="preserve">28, 871 P.2d 1265 (1994). What is sauce for the goose is sauce for the gander, and the State’s mirror image effort to advance new reasons to avoid suppression must likewise be rejected.</w:t>
+        <w:t xml:space="preserve">255 Kan. 21, 27-⁠28, 871 P.2d 1265 (1994). What is sauce for the goose is sauce for the gander, and the State’s mirror image effort to advance new reasons to avoid suppression must likewise be rejected.</w:t>
       </w:r>
     </w:p>
     <w:p>
@@ -7288,13 +7176,7 @@
         <w:pStyle w:val="BodyText"/>
       </w:pPr>
       <w:r>
-        <w:t xml:space="preserve">(R. III, 35</w:t>
-      </w:r>
-      <w:r>
-        <w:noBreakHyphen/>
-      </w:r>
-      <w:r>
-        <w:t xml:space="preserve">36).</w:t>
+        <w:t xml:space="preserve">(R. III, 35-⁠36).</w:t>
       </w:r>
     </w:p>
     <w:p>
@@ -7787,9 +7669,7 @@
                     <w:t xml:space="preserve"> </w:t>
                   </w:r>
                   <w:r>
-                    <w:t xml:space="preserve">296</w:t>
-                    <w:noBreakHyphen/>
-                    <w:t xml:space="preserve">1833</w:t>
+                    <w:t xml:space="preserve">296-⁠1833</w:t>
                   </w:r>
                 </w:p>
                 <w:p>
@@ -7811,9 +7691,7 @@
                     <w:t xml:space="preserve"> </w:t>
                   </w:r>
                   <w:r>
-                    <w:t xml:space="preserve">296</w:t>
-                    <w:noBreakHyphen/>
-                    <w:t xml:space="preserve">7418</w:t>
+                    <w:t xml:space="preserve">296-⁠7418</w:t>
                   </w:r>
                 </w:p>
                 <w:p>
@@ -8379,9 +8257,7 @@
               <w:t xml:space="preserve"> </w:t>
             </w:r>
             <w:r>
-              <w:t xml:space="preserve">296</w:t>
-              <w:noBreakHyphen/>
-              <w:t xml:space="preserve">1833</w:t>
+              <w:t xml:space="preserve">296-⁠1833</w:t>
             </w:r>
           </w:p>
           <w:p>
@@ -8403,9 +8279,7 @@
               <w:t xml:space="preserve"> </w:t>
             </w:r>
             <w:r>
-              <w:t xml:space="preserve">296</w:t>
-              <w:noBreakHyphen/>
-              <w:t xml:space="preserve">7418</w:t>
+              <w:t xml:space="preserve">296-⁠7418</w:t>
             </w:r>
           </w:p>
           <w:p>
@@ -9289,7 +9163,7 @@
     <w:qFormat/>
     <w:pPr>
       <w:keepLines/>
-      <w:spacing w:before="0" w:after="140" w:line="299" w:lineRule="exact"/>
+      <w:spacing w:before="23" w:after="140" w:line="299" w:lineRule="exact"/>
     </w:pPr>
     <w:rPr>
       <w:sz w:val="26"/>
